--- a/zaini_case_audit_output/outputs/word/documents/185_صورة تقديم 21-05-2024 (2).docx
+++ b/zaini_case_audit_output/outputs/word/documents/185_صورة تقديم 21-05-2024 (2).docx
@@ -53,6 +53,20 @@
         <w:t>[مخرج آلي / Script Output - سماوي]  [مخرج آلي يحتاج مراجعة بشرية - وردي]</w:t>
       </w:r>
     </w:p>
+    <w:p>
+      <w:pPr>
+        <w:jc w:val="right"/>
+        <w:bidi/>
+      </w:pPr>
+      <w:r>
+        <w:rPr>
+          <w:b w:val="0"/>
+          <w:i/>
+          <w:color w:val="C00000"/>
+        </w:rPr>
+        <w:t>[نص ممسوح OCR صُحِّح ترتيبه آلياً — قد يحتوي أخطاء طفيفة]</w:t>
+      </w:r>
+    </w:p>
     <w:p/>
     <w:p>
       <w:pPr>
@@ -64,7 +78,7 @@
           <w:b w:val="0"/>
           <w:i w:val="0"/>
         </w:rPr>
-        <w:t>حالة الشكوى: تم معالية الطلب</w:t>
+        <w:t>بلطلا ةيلاعم مت :ىوكشلا ةلاح</w:t>
       </w:r>
     </w:p>
     <w:p>
@@ -90,7 +104,7 @@
           <w:b w:val="0"/>
           <w:i w:val="0"/>
         </w:rPr>
-        <w:t>المرافعات الشرعية شاكرين لكم تواصلكم والله يرعاكم</w:t>
+        <w:t>مكاعري هللاو مكلصاوت مكل نيركاش ةيعرشلا تاعفارملا</w:t>
       </w:r>
     </w:p>
     <w:p>
@@ -103,7 +117,7 @@
           <w:b w:val="0"/>
           <w:i w:val="0"/>
         </w:rPr>
-        <w:t>يوجد لديك طلب اعادة فتح مرسل وما زال تحت المراجعة</w:t>
+        <w:t>ةعجارملا تحت لاز امو لسرم حتف ةداعا بلط كيدل دجوي</w:t>
       </w:r>
     </w:p>
     <w:p>
@@ -116,7 +130,7 @@
           <w:b w:val="0"/>
           <w:i w:val="0"/>
         </w:rPr>
-        <w:t>تقييم الخدمة</w:t>
+        <w:t>ةمدخلا مييقت</w:t>
       </w:r>
     </w:p>
     <w:p>
@@ -129,7 +143,7 @@
           <w:b w:val="0"/>
           <w:i w:val="0"/>
         </w:rPr>
-        <w:t>نوع الطلب</w:t>
+        <w:t>بلطلا عون</w:t>
       </w:r>
     </w:p>
     <w:p>
@@ -233,7 +247,7 @@
           <w:b w:val="0"/>
           <w:i w:val="0"/>
         </w:rPr>
-        <w:t>الحالة</w:t>
+        <w:t>ةلاحلا</w:t>
       </w:r>
     </w:p>
     <w:p>
@@ -246,7 +260,7 @@
           <w:b w:val="0"/>
           <w:i w:val="0"/>
         </w:rPr>
-        <w:t>تحت المعالجة</w:t>
+        <w:t>ةجلاعملا تحت</w:t>
       </w:r>
     </w:p>
     <w:p>

--- a/zaini_case_audit_output/outputs/word/documents/185_صورة تقديم 21-05-2024 (2).docx
+++ b/zaini_case_audit_output/outputs/word/documents/185_صورة تقديم 21-05-2024 (2).docx
@@ -78,7 +78,7 @@
           <w:b w:val="0"/>
           <w:i w:val="0"/>
         </w:rPr>
-        <w:t>بلطلا ةيلاعم مت :ىوكشلا ةلاح</w:t>
+        <w:t>حالة الشكوى: تم معالية الطلب</w:t>
       </w:r>
     </w:p>
     <w:p>

--- a/zaini_case_audit_output/outputs/word/documents/185_صورة تقديم 21-05-2024 (2).docx
+++ b/zaini_case_audit_output/outputs/word/documents/185_صورة تقديم 21-05-2024 (2).docx
@@ -53,20 +53,6 @@
         <w:t>[مخرج آلي / Script Output - سماوي]  [مخرج آلي يحتاج مراجعة بشرية - وردي]</w:t>
       </w:r>
     </w:p>
-    <w:p>
-      <w:pPr>
-        <w:jc w:val="right"/>
-        <w:bidi/>
-      </w:pPr>
-      <w:r>
-        <w:rPr>
-          <w:b w:val="0"/>
-          <w:i/>
-          <w:color w:val="C00000"/>
-        </w:rPr>
-        <w:t>[نص ممسوح OCR صُحِّح ترتيبه آلياً — قد يحتوي أخطاء طفيفة]</w:t>
-      </w:r>
-    </w:p>
     <w:p/>
     <w:p>
       <w:pPr>
@@ -104,7 +90,7 @@
           <w:b w:val="0"/>
           <w:i w:val="0"/>
         </w:rPr>
-        <w:t>مكاعري هللاو مكلصاوت مكل نيركاش ةيعرشلا تاعفارملا</w:t>
+        <w:t>المرافعات الشرعية شاكرين لكم تواصلكم والله يرعاكم</w:t>
       </w:r>
     </w:p>
     <w:p>
@@ -117,7 +103,7 @@
           <w:b w:val="0"/>
           <w:i w:val="0"/>
         </w:rPr>
-        <w:t>ةعجارملا تحت لاز امو لسرم حتف ةداعا بلط كيدل دجوي</w:t>
+        <w:t>يوجد لديك طلب اعادة فتح مرسل وما زال تحت المراجعة</w:t>
       </w:r>
     </w:p>
     <w:p>
@@ -130,7 +116,7 @@
           <w:b w:val="0"/>
           <w:i w:val="0"/>
         </w:rPr>
-        <w:t>ةمدخلا مييقت</w:t>
+        <w:t>تقييم الخدمة</w:t>
       </w:r>
     </w:p>
     <w:p>
@@ -143,7 +129,7 @@
           <w:b w:val="0"/>
           <w:i w:val="0"/>
         </w:rPr>
-        <w:t>بلطلا عون</w:t>
+        <w:t>نوع الطلب</w:t>
       </w:r>
     </w:p>
     <w:p>
@@ -247,7 +233,7 @@
           <w:b w:val="0"/>
           <w:i w:val="0"/>
         </w:rPr>
-        <w:t>ةلاحلا</w:t>
+        <w:t>الحالة</w:t>
       </w:r>
     </w:p>
     <w:p>
@@ -260,7 +246,7 @@
           <w:b w:val="0"/>
           <w:i w:val="0"/>
         </w:rPr>
-        <w:t>ةجلاعملا تحت</w:t>
+        <w:t>تحت المعالجة</w:t>
       </w:r>
     </w:p>
     <w:p>
